--- a/Xenert/Documents/USCE/Standardization of Document Structure.docx
+++ b/Xenert/Documents/USCE/Standardization of Document Structure.docx
@@ -1,6 +1,6 @@
 
 <file path=word/document.xml><?xml version="1.0" encoding="utf-8"?>
-<w:document xmlns:wpc="http://schemas.microsoft.com/office/word/2010/wordprocessingCanvas" xmlns:cx="http://schemas.microsoft.com/office/drawing/2014/chartex" xmlns:cx1="http://schemas.microsoft.com/office/drawing/2015/9/8/chartex" xmlns:cx2="http://schemas.microsoft.com/office/drawing/2015/10/21/chartex" xmlns:cx3="http://schemas.microsoft.com/office/drawing/2016/5/9/chartex" xmlns:cx4="http://schemas.microsoft.com/office/drawing/2016/5/10/chartex" xmlns:cx5="http://schemas.microsoft.com/office/drawing/2016/5/11/chartex" xmlns:cx6="http://schemas.microsoft.com/office/drawing/2016/5/12/chartex" xmlns:cx7="http://schemas.microsoft.com/office/drawing/2016/5/13/chartex" xmlns:cx8="http://schemas.microsoft.com/office/drawing/2016/5/14/chartex" xmlns:mc="http://schemas.openxmlformats.org/markup-compatibility/2006" xmlns:aink="http://schemas.microsoft.com/office/drawing/2016/ink" xmlns:am3d="http://schemas.microsoft.com/office/drawing/2017/model3d" xmlns:o="urn:schemas-microsoft-com:office:office" xmlns:oel="http://schemas.microsoft.com/office/2019/extlst" xmlns:r="http://schemas.openxmlformats.org/officeDocument/2006/relationships" xmlns:m="http://schemas.openxmlformats.org/officeDocument/2006/math" xmlns:v="urn:schemas-microsoft-com:vml" xmlns:wp14="http://schemas.microsoft.com/office/word/2010/wordprocessingDrawing" xmlns:wp="http://schemas.openxmlformats.org/drawingml/2006/wordprocessingDrawing" xmlns:w10="urn:schemas-microsoft-com:office:word" xmlns:w="http://schemas.openxmlformats.org/wordprocessingml/2006/main" xmlns:w14="http://schemas.microsoft.com/office/word/2010/wordml" xmlns:w15="http://schemas.microsoft.com/office/word/2012/wordml" xmlns:w16cex="http://schemas.microsoft.com/office/word/2018/wordml/cex" xmlns:w16cid="http://schemas.microsoft.com/office/word/2016/wordml/cid" xmlns:w16="http://schemas.microsoft.com/office/word/2018/wordml" xmlns:w16du="http://schemas.microsoft.com/office/word/2023/wordml/word16du" xmlns:w16sdtdh="http://schemas.microsoft.com/office/word/2020/wordml/sdtdatahash" xmlns:w16sdtfl="http://schemas.microsoft.com/office/word/2024/wordml/sdtformatlock" xmlns:w16se="http://schemas.microsoft.com/office/word/2015/wordml/symex" xmlns:wpg="http://schemas.microsoft.com/office/word/2010/wordprocessingGroup" xmlns:wpi="http://schemas.microsoft.com/office/word/2010/wordprocessingInk" xmlns:wne="http://schemas.microsoft.com/office/word/2006/wordml" xmlns:wps="http://schemas.microsoft.com/office/word/2010/wordprocessingShape" mc:Ignorable="w14 w15 w16se w16cid w16 w16cex w16sdtdh w16sdtfl w16du wp14">
+<w:document xmlns:wpc="http://schemas.microsoft.com/office/word/2010/wordprocessingCanvas" xmlns:cx="http://schemas.microsoft.com/office/drawing/2014/chartex" xmlns:cx1="http://schemas.microsoft.com/office/drawing/2015/9/8/chartex" xmlns:cx2="http://schemas.microsoft.com/office/drawing/2015/10/21/chartex" xmlns:cx3="http://schemas.microsoft.com/office/drawing/2016/5/9/chartex" xmlns:cx4="http://schemas.microsoft.com/office/drawing/2016/5/10/chartex" xmlns:cx5="http://schemas.microsoft.com/office/drawing/2016/5/11/chartex" xmlns:cx6="http://schemas.microsoft.com/office/drawing/2016/5/12/chartex" xmlns:cx7="http://schemas.microsoft.com/office/drawing/2016/5/13/chartex" xmlns:cx8="http://schemas.microsoft.com/office/drawing/2016/5/14/chartex" xmlns:mc="http://schemas.openxmlformats.org/markup-compatibility/2006" xmlns:aink="http://schemas.microsoft.com/office/drawing/2016/ink" xmlns:am3d="http://schemas.microsoft.com/office/drawing/2017/model3d" xmlns:o="urn:schemas-microsoft-com:office:office" xmlns:oel="http://schemas.microsoft.com/office/2019/extlst" xmlns:r="http://schemas.openxmlformats.org/officeDocument/2006/relationships" xmlns:m="http://schemas.openxmlformats.org/officeDocument/2006/math" xmlns:v="urn:schemas-microsoft-com:vml" xmlns:wp14="http://schemas.microsoft.com/office/word/2010/wordprocessingDrawing" xmlns:wp="http://schemas.openxmlformats.org/drawingml/2006/wordprocessingDrawing" xmlns:w10="urn:schemas-microsoft-com:office:word" xmlns:w="http://schemas.openxmlformats.org/wordprocessingml/2006/main" xmlns:w14="http://schemas.microsoft.com/office/word/2010/wordml" xmlns:w15="http://schemas.microsoft.com/office/word/2012/wordml" xmlns:w16cei="http://schemas.microsoft.com/office/word/2026/wordml/cei" xmlns:w16cex="http://schemas.microsoft.com/office/word/2018/wordml/cex" xmlns:w16cid="http://schemas.microsoft.com/office/word/2016/wordml/cid" xmlns:w16="http://schemas.microsoft.com/office/word/2018/wordml" xmlns:w16du="http://schemas.microsoft.com/office/word/2023/wordml/word16du" xmlns:w16sdtdh="http://schemas.microsoft.com/office/word/2020/wordml/sdtdatahash" xmlns:w16sdtfl="http://schemas.microsoft.com/office/word/2024/wordml/sdtformatlock" xmlns:w16se="http://schemas.microsoft.com/office/word/2015/wordml/symex" xmlns:wpg="http://schemas.microsoft.com/office/word/2010/wordprocessingGroup" xmlns:wpi="http://schemas.microsoft.com/office/word/2010/wordprocessingInk" xmlns:wne="http://schemas.microsoft.com/office/word/2006/wordml" xmlns:wps="http://schemas.microsoft.com/office/word/2010/wordprocessingShape" mc:Ignorable="w14 w15 w16se w16cid w16 w16cex w16sdtdh w16sdtfl w16du wp14">
   <w:body>
     <w:p>
       <w:pPr>
@@ -129,7 +129,25 @@
           <w:lang w:val="en-US"/>
         </w:rPr>
         <w:br/>
-        <w:t>On the Formatting and Layout Standards for Official USEC Documents</w:t>
+        <w:t>On the Formatting and Layout Standards for Official USC</w:t>
+      </w:r>
+      <w:r>
+        <w:rPr>
+          <w:rFonts w:ascii="Times New Roman" w:hAnsi="Times New Roman" w:cs="Times New Roman"/>
+          <w:sz w:val="28"/>
+          <w:szCs w:val="28"/>
+          <w:lang w:val="en-US"/>
+        </w:rPr>
+        <w:t>E</w:t>
+      </w:r>
+      <w:r>
+        <w:rPr>
+          <w:rFonts w:ascii="Times New Roman" w:hAnsi="Times New Roman" w:cs="Times New Roman"/>
+          <w:sz w:val="28"/>
+          <w:szCs w:val="28"/>
+          <w:lang w:val="en-US"/>
+        </w:rPr>
+        <w:t xml:space="preserve"> Documents</w:t>
       </w:r>
       <w:r>
         <w:rPr>
@@ -214,7 +232,17 @@
           <w:lang w:val="en-US"/>
         </w:rPr>
         <w:br/>
-        <w:t>Commons Coordination Board of the Union of Soci</w:t>
+        <w:t xml:space="preserve">Commons Coordination Board of the Union of </w:t>
+      </w:r>
+      <w:proofErr w:type="spellStart"/>
+      <w:r>
+        <w:rPr>
+          <w:rFonts w:ascii="Times New Roman" w:hAnsi="Times New Roman" w:cs="Times New Roman"/>
+          <w:sz w:val="28"/>
+          <w:szCs w:val="28"/>
+          <w:lang w:val="en-US"/>
+        </w:rPr>
+        <w:t>Soci</w:t>
       </w:r>
       <w:r>
         <w:rPr>
@@ -225,15 +253,27 @@
         </w:rPr>
         <w:t>etist</w:t>
       </w:r>
-      <w:r>
-        <w:rPr>
-          <w:rFonts w:ascii="Times New Roman" w:hAnsi="Times New Roman" w:cs="Times New Roman"/>
-          <w:sz w:val="28"/>
-          <w:szCs w:val="28"/>
-          <w:lang w:val="en-US"/>
-        </w:rPr>
-        <w:t xml:space="preserve"> Communes of Entantha</w:t>
-      </w:r>
+      <w:proofErr w:type="spellEnd"/>
+      <w:r>
+        <w:rPr>
+          <w:rFonts w:ascii="Times New Roman" w:hAnsi="Times New Roman" w:cs="Times New Roman"/>
+          <w:sz w:val="28"/>
+          <w:szCs w:val="28"/>
+          <w:lang w:val="en-US"/>
+        </w:rPr>
+        <w:t xml:space="preserve"> Communes of </w:t>
+      </w:r>
+      <w:proofErr w:type="spellStart"/>
+      <w:r>
+        <w:rPr>
+          <w:rFonts w:ascii="Times New Roman" w:hAnsi="Times New Roman" w:cs="Times New Roman"/>
+          <w:sz w:val="28"/>
+          <w:szCs w:val="28"/>
+          <w:lang w:val="en-US"/>
+        </w:rPr>
+        <w:t>Entantha</w:t>
+      </w:r>
+      <w:proofErr w:type="spellEnd"/>
       <w:r>
         <w:rPr>
           <w:rFonts w:ascii="Times New Roman" w:hAnsi="Times New Roman" w:cs="Times New Roman"/>
@@ -331,7 +371,72 @@
           <w:lang w:val="en-US"/>
         </w:rPr>
         <w:br/>
-        <w:t>USEC Department of Document Standardization</w:t>
+        <w:t>USC</w:t>
+      </w:r>
+      <w:r>
+        <w:rPr>
+          <w:rFonts w:ascii="Times New Roman" w:hAnsi="Times New Roman" w:cs="Times New Roman"/>
+          <w:sz w:val="28"/>
+          <w:szCs w:val="28"/>
+          <w:lang w:val="en-US"/>
+        </w:rPr>
+        <w:t>E</w:t>
+      </w:r>
+      <w:r>
+        <w:rPr>
+          <w:rFonts w:ascii="Times New Roman" w:hAnsi="Times New Roman" w:cs="Times New Roman"/>
+          <w:sz w:val="28"/>
+          <w:szCs w:val="28"/>
+          <w:lang w:val="en-US"/>
+        </w:rPr>
+        <w:t xml:space="preserve"> Department of </w:t>
+      </w:r>
+      <w:r>
+        <w:rPr>
+          <w:rFonts w:ascii="Times New Roman" w:hAnsi="Times New Roman" w:cs="Times New Roman"/>
+          <w:sz w:val="28"/>
+          <w:szCs w:val="28"/>
+          <w:lang w:val="en-US"/>
+        </w:rPr>
+        <w:t xml:space="preserve">Minimum Required </w:t>
+      </w:r>
+      <w:proofErr w:type="gramStart"/>
+      <w:r>
+        <w:rPr>
+          <w:rFonts w:ascii="Times New Roman" w:hAnsi="Times New Roman" w:cs="Times New Roman"/>
+          <w:sz w:val="28"/>
+          <w:szCs w:val="28"/>
+          <w:lang w:val="en-US"/>
+        </w:rPr>
+        <w:t>Standard</w:t>
+      </w:r>
+      <w:r>
+        <w:rPr>
+          <w:rFonts w:ascii="Times New Roman" w:hAnsi="Times New Roman" w:cs="Times New Roman"/>
+          <w:sz w:val="28"/>
+          <w:szCs w:val="28"/>
+          <w:lang w:val="en-US"/>
+        </w:rPr>
+        <w:t>s</w:t>
+      </w:r>
+      <w:r>
+        <w:rPr>
+          <w:rFonts w:ascii="Times New Roman" w:hAnsi="Times New Roman" w:cs="Times New Roman"/>
+          <w:sz w:val="28"/>
+          <w:szCs w:val="28"/>
+          <w:lang w:val="en-US"/>
+        </w:rPr>
+        <w:t>(</w:t>
+      </w:r>
+      <w:proofErr w:type="gramEnd"/>
+      <w:r>
+        <w:rPr>
+          <w:rFonts w:ascii="Times New Roman" w:hAnsi="Times New Roman" w:cs="Times New Roman"/>
+          <w:sz w:val="28"/>
+          <w:szCs w:val="28"/>
+          <w:lang w:val="en-US"/>
+        </w:rPr>
+        <w:t>MRS)</w:t>
       </w:r>
     </w:p>
     <w:p>
@@ -380,6 +485,26 @@
           <w:lang w:val="en-US"/>
         </w:rPr>
       </w:pPr>
+      <w:proofErr w:type="gramStart"/>
+      <w:r>
+        <w:rPr>
+          <w:rFonts w:ascii="Times New Roman" w:hAnsi="Times New Roman" w:cs="Times New Roman"/>
+          <w:sz w:val="28"/>
+          <w:szCs w:val="28"/>
+          <w:lang w:val="en-US"/>
+        </w:rPr>
+        <w:t>NON CANON</w:t>
+      </w:r>
+      <w:proofErr w:type="gramEnd"/>
+      <w:r>
+        <w:rPr>
+          <w:rFonts w:ascii="Times New Roman" w:hAnsi="Times New Roman" w:cs="Times New Roman"/>
+          <w:sz w:val="28"/>
+          <w:szCs w:val="28"/>
+          <w:lang w:val="en-US"/>
+        </w:rPr>
+        <w:t>(ANYMORE)</w:t>
+      </w:r>
     </w:p>
     <w:p>
       <w:pPr>
@@ -520,13 +645,15 @@
           <w:rFonts w:ascii="Times New Roman" w:hAnsi="Times New Roman" w:cs="Times New Roman"/>
           <w:sz w:val="28"/>
           <w:szCs w:val="28"/>
-        </w:rPr>
-      </w:pPr>
-      <w:r>
-        <w:rPr>
-          <w:rFonts w:ascii="Times New Roman" w:hAnsi="Times New Roman" w:cs="Times New Roman"/>
-          <w:sz w:val="28"/>
-          <w:szCs w:val="28"/>
+          <w:lang w:val="en-US"/>
+        </w:rPr>
+      </w:pPr>
+      <w:r>
+        <w:rPr>
+          <w:rFonts w:ascii="Times New Roman" w:hAnsi="Times New Roman" w:cs="Times New Roman"/>
+          <w:sz w:val="28"/>
+          <w:szCs w:val="28"/>
+          <w:lang w:val="en-US"/>
         </w:rPr>
         <w:t>Digitized Version</w:t>
       </w:r>
@@ -548,6 +675,7 @@
           <w:bCs/>
           <w:sz w:val="28"/>
           <w:szCs w:val="28"/>
+          <w:lang w:val="en-US"/>
         </w:rPr>
         <w:br w:type="column"/>
       </w:r>
@@ -593,7 +721,17 @@
           <w:lang w:val="en-US"/>
         </w:rPr>
         <w:br/>
-        <w:t>This regulation establishes the formatting and layout rules for official documents within the Union of Soci</w:t>
+        <w:t xml:space="preserve">This regulation establishes the formatting and layout rules for official documents within the Union of </w:t>
+      </w:r>
+      <w:proofErr w:type="spellStart"/>
+      <w:r>
+        <w:rPr>
+          <w:rFonts w:ascii="Times New Roman" w:hAnsi="Times New Roman" w:cs="Times New Roman"/>
+          <w:sz w:val="28"/>
+          <w:szCs w:val="28"/>
+          <w:lang w:val="en-US"/>
+        </w:rPr>
+        <w:t>Soci</w:t>
       </w:r>
       <w:r>
         <w:rPr>
@@ -604,14 +742,53 @@
         </w:rPr>
         <w:t>etist</w:t>
       </w:r>
-      <w:r>
-        <w:rPr>
-          <w:rFonts w:ascii="Times New Roman" w:hAnsi="Times New Roman" w:cs="Times New Roman"/>
-          <w:sz w:val="28"/>
-          <w:szCs w:val="28"/>
-          <w:lang w:val="en-US"/>
-        </w:rPr>
-        <w:t xml:space="preserve"> Communes of Entantha (USEC). The objective is to ensure consistency, clarity, and professionalism in all official documents, facilitating ease of reading and comprehension. This format applies to all internal governance documents, regulations, and official communications within the Union.</w:t>
+      <w:proofErr w:type="spellEnd"/>
+      <w:r>
+        <w:rPr>
+          <w:rFonts w:ascii="Times New Roman" w:hAnsi="Times New Roman" w:cs="Times New Roman"/>
+          <w:sz w:val="28"/>
+          <w:szCs w:val="28"/>
+          <w:lang w:val="en-US"/>
+        </w:rPr>
+        <w:t xml:space="preserve"> Communes of </w:t>
+      </w:r>
+      <w:proofErr w:type="spellStart"/>
+      <w:r>
+        <w:rPr>
+          <w:rFonts w:ascii="Times New Roman" w:hAnsi="Times New Roman" w:cs="Times New Roman"/>
+          <w:sz w:val="28"/>
+          <w:szCs w:val="28"/>
+          <w:lang w:val="en-US"/>
+        </w:rPr>
+        <w:t>Entantha</w:t>
+      </w:r>
+      <w:proofErr w:type="spellEnd"/>
+      <w:r>
+        <w:rPr>
+          <w:rFonts w:ascii="Times New Roman" w:hAnsi="Times New Roman" w:cs="Times New Roman"/>
+          <w:sz w:val="28"/>
+          <w:szCs w:val="28"/>
+          <w:lang w:val="en-US"/>
+        </w:rPr>
+        <w:t xml:space="preserve"> (US</w:t>
+      </w:r>
+      <w:r>
+        <w:rPr>
+          <w:rFonts w:ascii="Times New Roman" w:hAnsi="Times New Roman" w:cs="Times New Roman"/>
+          <w:sz w:val="28"/>
+          <w:szCs w:val="28"/>
+          <w:lang w:val="en-US"/>
+        </w:rPr>
+        <w:t>CE</w:t>
+      </w:r>
+      <w:r>
+        <w:rPr>
+          <w:rFonts w:ascii="Times New Roman" w:hAnsi="Times New Roman" w:cs="Times New Roman"/>
+          <w:sz w:val="28"/>
+          <w:szCs w:val="28"/>
+          <w:lang w:val="en-US"/>
+        </w:rPr>
+        <w:t>). The objective is to ensure consistency, clarity, and professionalism in all official documents, facilitating ease of reading and comprehension. This format applies to all internal governance documents, regulations, and official communications within the Union.</w:t>
       </w:r>
     </w:p>
     <w:p>
@@ -1483,6 +1660,7 @@
           <w:rFonts w:ascii="Times New Roman" w:hAnsi="Times New Roman" w:cs="Times New Roman"/>
           <w:sz w:val="28"/>
           <w:szCs w:val="28"/>
+          <w:lang w:val="en-US"/>
         </w:rPr>
         <w:br w:type="column"/>
       </w:r>
@@ -2045,7 +2223,31 @@
           <w:szCs w:val="28"/>
           <w:lang w:val="en-US"/>
         </w:rPr>
-        <w:t>Issued and Enacted by</w:t>
+        <w:t xml:space="preserve">Issued and </w:t>
+      </w:r>
+      <w:proofErr w:type="gramStart"/>
+      <w:r>
+        <w:rPr>
+          <w:rFonts w:ascii="Times New Roman" w:hAnsi="Times New Roman" w:cs="Times New Roman"/>
+          <w:b/>
+          <w:bCs/>
+          <w:sz w:val="28"/>
+          <w:szCs w:val="28"/>
+          <w:lang w:val="en-US"/>
+        </w:rPr>
+        <w:t>Enacted</w:t>
+      </w:r>
+      <w:proofErr w:type="gramEnd"/>
+      <w:r>
+        <w:rPr>
+          <w:rFonts w:ascii="Times New Roman" w:hAnsi="Times New Roman" w:cs="Times New Roman"/>
+          <w:b/>
+          <w:bCs/>
+          <w:sz w:val="28"/>
+          <w:szCs w:val="28"/>
+          <w:lang w:val="en-US"/>
+        </w:rPr>
+        <w:t xml:space="preserve"> by</w:t>
       </w:r>
       <w:r>
         <w:rPr>
@@ -2055,7 +2257,17 @@
           <w:lang w:val="en-US"/>
         </w:rPr>
         <w:br/>
-        <w:t>The Commons Coordination Board of the Union of Soci</w:t>
+        <w:t xml:space="preserve">The Commons Coordination Board of the Union of </w:t>
+      </w:r>
+      <w:proofErr w:type="spellStart"/>
+      <w:r>
+        <w:rPr>
+          <w:rFonts w:ascii="Times New Roman" w:hAnsi="Times New Roman" w:cs="Times New Roman"/>
+          <w:sz w:val="28"/>
+          <w:szCs w:val="28"/>
+          <w:lang w:val="en-US"/>
+        </w:rPr>
+        <w:t>Soci</w:t>
       </w:r>
       <w:r>
         <w:rPr>
@@ -2073,8 +2285,29 @@
           <w:szCs w:val="28"/>
           <w:lang w:val="en-US"/>
         </w:rPr>
-        <w:t>t Communes of Entantha</w:t>
-      </w:r>
+        <w:t>t</w:t>
+      </w:r>
+      <w:proofErr w:type="spellEnd"/>
+      <w:r>
+        <w:rPr>
+          <w:rFonts w:ascii="Times New Roman" w:hAnsi="Times New Roman" w:cs="Times New Roman"/>
+          <w:sz w:val="28"/>
+          <w:szCs w:val="28"/>
+          <w:lang w:val="en-US"/>
+        </w:rPr>
+        <w:t xml:space="preserve"> Communes of </w:t>
+      </w:r>
+      <w:proofErr w:type="spellStart"/>
+      <w:r>
+        <w:rPr>
+          <w:rFonts w:ascii="Times New Roman" w:hAnsi="Times New Roman" w:cs="Times New Roman"/>
+          <w:sz w:val="28"/>
+          <w:szCs w:val="28"/>
+          <w:lang w:val="en-US"/>
+        </w:rPr>
+        <w:t>Entantha</w:t>
+      </w:r>
+      <w:proofErr w:type="spellEnd"/>
       <w:r>
         <w:rPr>
           <w:rFonts w:ascii="Times New Roman" w:hAnsi="Times New Roman" w:cs="Times New Roman"/>
@@ -2118,7 +2351,7 @@
 </file>
 
 <file path=word/numbering.xml><?xml version="1.0" encoding="utf-8"?>
-<w:numbering xmlns:wpc="http://schemas.microsoft.com/office/word/2010/wordprocessingCanvas" xmlns:cx="http://schemas.microsoft.com/office/drawing/2014/chartex" xmlns:cx1="http://schemas.microsoft.com/office/drawing/2015/9/8/chartex" xmlns:cx2="http://schemas.microsoft.com/office/drawing/2015/10/21/chartex" xmlns:cx3="http://schemas.microsoft.com/office/drawing/2016/5/9/chartex" xmlns:cx4="http://schemas.microsoft.com/office/drawing/2016/5/10/chartex" xmlns:cx5="http://schemas.microsoft.com/office/drawing/2016/5/11/chartex" xmlns:cx6="http://schemas.microsoft.com/office/drawing/2016/5/12/chartex" xmlns:cx7="http://schemas.microsoft.com/office/drawing/2016/5/13/chartex" xmlns:cx8="http://schemas.microsoft.com/office/drawing/2016/5/14/chartex" xmlns:mc="http://schemas.openxmlformats.org/markup-compatibility/2006" xmlns:aink="http://schemas.microsoft.com/office/drawing/2016/ink" xmlns:am3d="http://schemas.microsoft.com/office/drawing/2017/model3d" xmlns:o="urn:schemas-microsoft-com:office:office" xmlns:oel="http://schemas.microsoft.com/office/2019/extlst" xmlns:r="http://schemas.openxmlformats.org/officeDocument/2006/relationships" xmlns:m="http://schemas.openxmlformats.org/officeDocument/2006/math" xmlns:v="urn:schemas-microsoft-com:vml" xmlns:wp14="http://schemas.microsoft.com/office/word/2010/wordprocessingDrawing" xmlns:wp="http://schemas.openxmlformats.org/drawingml/2006/wordprocessingDrawing" xmlns:w10="urn:schemas-microsoft-com:office:word" xmlns:w="http://schemas.openxmlformats.org/wordprocessingml/2006/main" xmlns:w14="http://schemas.microsoft.com/office/word/2010/wordml" xmlns:w15="http://schemas.microsoft.com/office/word/2012/wordml" xmlns:w16cex="http://schemas.microsoft.com/office/word/2018/wordml/cex" xmlns:w16cid="http://schemas.microsoft.com/office/word/2016/wordml/cid" xmlns:w16="http://schemas.microsoft.com/office/word/2018/wordml" xmlns:w16du="http://schemas.microsoft.com/office/word/2023/wordml/word16du" xmlns:w16sdtdh="http://schemas.microsoft.com/office/word/2020/wordml/sdtdatahash" xmlns:w16sdtfl="http://schemas.microsoft.com/office/word/2024/wordml/sdtformatlock" xmlns:w16se="http://schemas.microsoft.com/office/word/2015/wordml/symex" xmlns:wpg="http://schemas.microsoft.com/office/word/2010/wordprocessingGroup" xmlns:wpi="http://schemas.microsoft.com/office/word/2010/wordprocessingInk" xmlns:wne="http://schemas.microsoft.com/office/word/2006/wordml" xmlns:wps="http://schemas.microsoft.com/office/word/2010/wordprocessingShape" mc:Ignorable="w14 w15 w16se w16cid w16 w16cex w16sdtdh w16sdtfl w16du wp14">
+<w:numbering xmlns:wpc="http://schemas.microsoft.com/office/word/2010/wordprocessingCanvas" xmlns:cx="http://schemas.microsoft.com/office/drawing/2014/chartex" xmlns:cx1="http://schemas.microsoft.com/office/drawing/2015/9/8/chartex" xmlns:cx2="http://schemas.microsoft.com/office/drawing/2015/10/21/chartex" xmlns:cx3="http://schemas.microsoft.com/office/drawing/2016/5/9/chartex" xmlns:cx4="http://schemas.microsoft.com/office/drawing/2016/5/10/chartex" xmlns:cx5="http://schemas.microsoft.com/office/drawing/2016/5/11/chartex" xmlns:cx6="http://schemas.microsoft.com/office/drawing/2016/5/12/chartex" xmlns:cx7="http://schemas.microsoft.com/office/drawing/2016/5/13/chartex" xmlns:cx8="http://schemas.microsoft.com/office/drawing/2016/5/14/chartex" xmlns:mc="http://schemas.openxmlformats.org/markup-compatibility/2006" xmlns:aink="http://schemas.microsoft.com/office/drawing/2016/ink" xmlns:am3d="http://schemas.microsoft.com/office/drawing/2017/model3d" xmlns:o="urn:schemas-microsoft-com:office:office" xmlns:oel="http://schemas.microsoft.com/office/2019/extlst" xmlns:r="http://schemas.openxmlformats.org/officeDocument/2006/relationships" xmlns:m="http://schemas.openxmlformats.org/officeDocument/2006/math" xmlns:v="urn:schemas-microsoft-com:vml" xmlns:wp14="http://schemas.microsoft.com/office/word/2010/wordprocessingDrawing" xmlns:wp="http://schemas.openxmlformats.org/drawingml/2006/wordprocessingDrawing" xmlns:w10="urn:schemas-microsoft-com:office:word" xmlns:w="http://schemas.openxmlformats.org/wordprocessingml/2006/main" xmlns:w14="http://schemas.microsoft.com/office/word/2010/wordml" xmlns:w15="http://schemas.microsoft.com/office/word/2012/wordml" xmlns:w16cei="http://schemas.microsoft.com/office/word/2026/wordml/cei" xmlns:w16cex="http://schemas.microsoft.com/office/word/2018/wordml/cex" xmlns:w16cid="http://schemas.microsoft.com/office/word/2016/wordml/cid" xmlns:w16="http://schemas.microsoft.com/office/word/2018/wordml" xmlns:w16du="http://schemas.microsoft.com/office/word/2023/wordml/word16du" xmlns:w16sdtdh="http://schemas.microsoft.com/office/word/2020/wordml/sdtdatahash" xmlns:w16sdtfl="http://schemas.microsoft.com/office/word/2024/wordml/sdtformatlock" xmlns:w16se="http://schemas.microsoft.com/office/word/2015/wordml/symex" xmlns:wpg="http://schemas.microsoft.com/office/word/2010/wordprocessingGroup" xmlns:wpi="http://schemas.microsoft.com/office/word/2010/wordprocessingInk" xmlns:wne="http://schemas.microsoft.com/office/word/2006/wordml" xmlns:wps="http://schemas.microsoft.com/office/word/2010/wordprocessingShape" mc:Ignorable="w14 w15 w16se w16cid w16 w16cex w16sdtdh w16sdtfl w16du wp14">
   <w:abstractNum w:abstractNumId="0" w15:restartNumberingAfterBreak="0">
     <w:nsid w:val="04ED2106"/>
     <w:multiLevelType w:val="multilevel"/>
